--- a/module-1/Choquette_GitHub_Repository_Setup.docx
+++ b/module-1/Choquette_GitHub_Repository_Setup.docx
@@ -12,7 +12,6 @@
       </w:r>
     </w:p>
     <w:p/>
-    <w:p/>
     <w:p>
       <w:r>
         <w:t>https://github.com/EtheRealUnknown/csd-325</w:t>
@@ -22,10 +21,10 @@
           <w:noProof/>
         </w:rPr>
         <w:drawing>
-          <wp:inline distT="0" distB="0" distL="0" distR="0" wp14:anchorId="0AA8029F" wp14:editId="5192B8F8">
-            <wp:extent cx="5934075" cy="3333750"/>
-            <wp:effectExtent l="0" t="0" r="9525" b="0"/>
-            <wp:docPr id="1988518117" name="Picture 3"/>
+          <wp:inline distT="0" distB="0" distL="0" distR="0" wp14:anchorId="3270FD4C" wp14:editId="7DCB9139">
+            <wp:extent cx="5924550" cy="3352800"/>
+            <wp:effectExtent l="0" t="0" r="0" b="0"/>
+            <wp:docPr id="931764872" name="Picture 4"/>
             <wp:cNvGraphicFramePr>
               <a:graphicFrameLocks xmlns:a="http://schemas.openxmlformats.org/drawingml/2006/main" noChangeAspect="1"/>
             </wp:cNvGraphicFramePr>
@@ -33,7 +32,7 @@
               <a:graphicData uri="http://schemas.openxmlformats.org/drawingml/2006/picture">
                 <pic:pic xmlns:pic="http://schemas.openxmlformats.org/drawingml/2006/picture">
                   <pic:nvPicPr>
-                    <pic:cNvPr id="0" name="Picture 3"/>
+                    <pic:cNvPr id="0" name="Picture 4"/>
                     <pic:cNvPicPr>
                       <a:picLocks noChangeAspect="1" noChangeArrowheads="1"/>
                     </pic:cNvPicPr>
@@ -54,7 +53,7 @@
                   <pic:spPr bwMode="auto">
                     <a:xfrm>
                       <a:off x="0" y="0"/>
-                      <a:ext cx="5934075" cy="3333750"/>
+                      <a:ext cx="5924550" cy="3352800"/>
                     </a:xfrm>
                     <a:prstGeom prst="rect">
                       <a:avLst/>
@@ -75,7 +74,7 @@
           <w:noProof/>
         </w:rPr>
         <w:drawing>
-          <wp:inline distT="0" distB="0" distL="0" distR="0" wp14:anchorId="42836E2A" wp14:editId="47262390">
+          <wp:inline distT="0" distB="0" distL="0" distR="0" wp14:anchorId="42836E2A" wp14:editId="47B82665">
             <wp:extent cx="5934075" cy="3362325"/>
             <wp:effectExtent l="0" t="0" r="9525" b="9525"/>
             <wp:docPr id="137336517" name="Picture 1"/>
